--- a/pr-preview/pr-436/chapters/paper-organization.docx
+++ b/pr-preview/pr-436/chapters/paper-organization.docx
@@ -15,7 +15,7 @@
         <w:pStyle w:val="Date"/>
       </w:pPr>
       <w:r>
-        <w:t xml:space="preserve">Last modified: 2026-10-30 14:51:16 (PDT)</w:t>
+        <w:t xml:space="preserve">Last modified: 2026-10-30 15:09:36 (PDT)</w:t>
       </w:r>
     </w:p>
     <w:p>
@@ -1916,7 +1916,7 @@
       </w:r>
     </w:p>
     <w:bookmarkEnd w:id="24"/>
-    <w:bookmarkStart w:id="26" w:name="heading-levels"/>
+    <w:bookmarkStart w:id="27" w:name="heading-levels"/>
     <w:p>
       <w:pPr>
         <w:pStyle w:val="Heading2"/>
@@ -1930,13 +1930,42 @@
         <w:pStyle w:val="FirstParagraph"/>
       </w:pPr>
       <w:r>
-        <w:t xml:space="preserve">A page’s title is its level 1 heading, so the body starts at level 2.</w:t>
-      </w:r>
-      <w:r>
-        <w:t xml:space="preserve"> </w:t>
-      </w:r>
-      <w:r>
-        <w:t xml:space="preserve">Each heading is at most one level deeper than the heading before it.</w:t>
+        <w:t xml:space="preserve">A page’s title is its level 1 heading, so the sections of the page start at level 2</w:t>
+      </w:r>
+      <w:r>
+        <w:t xml:space="preserve"> </w:t>
+      </w:r>
+      <w:r>
+        <w:t xml:space="preserve">(the chapters of</w:t>
+      </w:r>
+      <w:r>
+        <w:t xml:space="preserve"> </w:t>
+      </w:r>
+      <w:hyperlink r:id="rId25">
+        <w:r>
+          <w:rPr>
+            <w:rStyle w:val="Hyperlink"/>
+          </w:rPr>
+          <w:t xml:space="preserve">rme</w:t>
+        </w:r>
+      </w:hyperlink>
+      <w:r>
+        <w:t xml:space="preserve"> </w:t>
+      </w:r>
+      <w:r>
+        <w:t xml:space="preserve">put their sections at level 1 under the title instead,</w:t>
+      </w:r>
+      <w:r>
+        <w:t xml:space="preserve"> </w:t>
+      </w:r>
+      <w:r>
+        <w:t xml:space="preserve">and the check below does not flag a first heading at level 1).</w:t>
+      </w:r>
+      <w:r>
+        <w:t xml:space="preserve"> </w:t>
+      </w:r>
+      <w:r>
+        <w:t xml:space="preserve">Whichever level a site starts at, each heading is at most one level deeper than the heading before it.</w:t>
       </w:r>
       <w:r>
         <w:t xml:space="preserve"> </w:t>
@@ -2000,7 +2029,19 @@
         <w:t xml:space="preserve"> </w:t>
       </w:r>
       <w:r>
-        <w:t xml:space="preserve">which breaks the table of contents and the numbering.</w:t>
+        <w:t xml:space="preserve">so the table of contents shows a gap and section numbers can read</w:t>
+      </w:r>
+      <w:r>
+        <w:t xml:space="preserve"> </w:t>
+      </w:r>
+      <w:r>
+        <w:rPr>
+          <w:rStyle w:val="VerbatimChar"/>
+        </w:rPr>
+        <w:t xml:space="preserve">1.0.1</w:t>
+      </w:r>
+      <w:r>
+        <w:t xml:space="preserve">.</w:t>
       </w:r>
     </w:p>
     <w:p>
@@ -2080,13 +2121,31 @@
         <w:t xml:space="preserve"> </w:t>
       </w:r>
       <w:r>
-        <w:t xml:space="preserve">Drop the heading and keep its id, if anything links to it,</w:t>
-      </w:r>
-      <w:r>
-        <w:t xml:space="preserve"> </w:t>
-      </w:r>
-      <w:r>
-        <w:t xml:space="preserve">on an empty anchor such as</w:t>
+        <w:t xml:space="preserve">Drop the heading.</w:t>
+      </w:r>
+      <w:r>
+        <w:t xml:space="preserve"> </w:t>
+      </w:r>
+      <w:r>
+        <w:t xml:space="preserve">If something links to</w:t>
+      </w:r>
+      <w:r>
+        <w:t xml:space="preserve"> </w:t>
+      </w:r>
+      <w:r>
+        <w:rPr>
+          <w:rStyle w:val="VerbatimChar"/>
+        </w:rPr>
+        <w:t xml:space="preserve">page.html#sec-newton</w:t>
+      </w:r>
+      <w:r>
+        <w:t xml:space="preserve">,</w:t>
+      </w:r>
+      <w:r>
+        <w:t xml:space="preserve"> </w:t>
+      </w:r>
+      <w:r>
+        <w:t xml:space="preserve">keep that link working with an empty anchor such as</w:t>
       </w:r>
       <w:r>
         <w:t xml:space="preserve"> </w:t>
@@ -2103,6 +2162,33 @@
       <w:r>
         <w:t xml:space="preserve">at the top of the page.</w:t>
       </w:r>
+      <w:r>
+        <w:t xml:space="preserve"> </w:t>
+      </w:r>
+      <w:r>
+        <w:t xml:space="preserve">The anchor adds an empty paragraph, and a Quarto</w:t>
+      </w:r>
+      <w:r>
+        <w:t xml:space="preserve"> </w:t>
+      </w:r>
+      <w:r>
+        <w:rPr>
+          <w:rStyle w:val="VerbatimChar"/>
+        </w:rPr>
+        <w:t xml:space="preserve">@sec-newton</w:t>
+      </w:r>
+      <w:r>
+        <w:t xml:space="preserve"> </w:t>
+      </w:r>
+      <w:r>
+        <w:t xml:space="preserve">reference does not resolve through it,</w:t>
+      </w:r>
+      <w:r>
+        <w:t xml:space="preserve"> </w:t>
+      </w:r>
+      <w:r>
+        <w:t xml:space="preserve">so a page that uses such a reference keeps its heading instead.</w:t>
+      </w:r>
     </w:p>
     <w:p>
       <w:pPr>
@@ -2137,34 +2223,31 @@
       <w:r>
         <w:t xml:space="preserve"> </w:t>
       </w:r>
-      <w:r>
-        <w:rPr>
-          <w:rStyle w:val="VerbatimChar"/>
-        </w:rPr>
-        <w:t xml:space="preserve">check-heading-levels</w:t>
-      </w:r>
-      <w:r>
-        <w:t xml:space="preserve"> </w:t>
-      </w:r>
-      <w:r>
-        <w:t xml:space="preserve">workflow in</w:t>
-      </w:r>
-      <w:r>
-        <w:t xml:space="preserve"> </w:t>
-      </w:r>
-      <w:hyperlink r:id="rId25">
+      <w:hyperlink r:id="rId26">
+        <w:r>
+          <w:rPr>
+            <w:rStyle w:val="VerbatimChar"/>
+          </w:rPr>
+          <w:t xml:space="preserve">check-heading-levels</w:t>
+        </w:r>
         <w:r>
           <w:rPr>
             <w:rStyle w:val="Hyperlink"/>
           </w:rPr>
-          <w:t xml:space="preserve">Morrison-Lab/gha</w:t>
+          <w:t xml:space="preserve"> </w:t>
+        </w:r>
+        <w:r>
+          <w:rPr>
+            <w:rStyle w:val="Hyperlink"/>
+          </w:rPr>
+          <w:t xml:space="preserve">workflow</w:t>
         </w:r>
       </w:hyperlink>
       <w:r>
         <w:t xml:space="preserve"> </w:t>
       </w:r>
       <w:r>
-        <w:t xml:space="preserve">flags these three mistakes</w:t>
+        <w:t xml:space="preserve">in Morrison-Lab/gha flags these three mistakes</w:t>
       </w:r>
       <w:r>
         <w:t xml:space="preserve"> </w:t>
@@ -2173,8 +2256,8 @@
         <w:t xml:space="preserve">on the heading lines a pull request adds.</w:t>
       </w:r>
     </w:p>
-    <w:bookmarkEnd w:id="26"/>
-    <w:bookmarkStart w:id="29" w:name="avoid-forward-references"/>
+    <w:bookmarkEnd w:id="27"/>
+    <w:bookmarkStart w:id="30" w:name="avoid-forward-references"/>
     <w:p>
       <w:pPr>
         <w:pStyle w:val="Heading2"/>
@@ -2247,7 +2330,7 @@
       <w:r>
         <w:t xml:space="preserve"> </w:t>
       </w:r>
-      <w:hyperlink r:id="rId27">
+      <w:hyperlink r:id="rId28">
         <w:r>
           <w:rPr>
             <w:rStyle w:val="Hyperlink"/>
@@ -2400,7 +2483,7 @@
         <w:t xml:space="preserve">The reader then loses both the warning and the jump.</w:t>
       </w:r>
     </w:p>
-    <w:bookmarkStart w:id="28" w:name="exm-forward-reference"/>
+    <w:bookmarkStart w:id="29" w:name="exm-forward-reference"/>
     <w:p>
       <w:pPr>
         <w:pStyle w:val="BodyText"/>
@@ -2485,7 +2568,7 @@
         <w:t xml:space="preserve">so neither pointer is needed.</w:t>
       </w:r>
     </w:p>
-    <w:bookmarkEnd w:id="28"/>
+    <w:bookmarkEnd w:id="29"/>
     <w:p>
       <w:pPr>
         <w:pStyle w:val="BodyText"/>
@@ -2645,8 +2728,8 @@
         <w:t xml:space="preserve">so that a later insertion does not make the position wrong.</w:t>
       </w:r>
     </w:p>
-    <w:bookmarkEnd w:id="29"/>
-    <w:bookmarkStart w:id="33" w:name="links-to-videos-and-other-media"/>
+    <w:bookmarkEnd w:id="30"/>
+    <w:bookmarkStart w:id="34" w:name="links-to-videos-and-other-media"/>
     <w:p>
       <w:pPr>
         <w:pStyle w:val="Heading2"/>
@@ -2807,8 +2890,8 @@
         <w:t xml:space="preserve">Do not link private repositories, such as ones that hold graded homework or exams.</w:t>
       </w:r>
     </w:p>
-    <w:bookmarkStart w:id="32" w:name="refs"/>
-    <w:bookmarkStart w:id="31" w:name="ref-lamport2019think"/>
+    <w:bookmarkStart w:id="33" w:name="refs"/>
+    <w:bookmarkStart w:id="32" w:name="ref-lamport2019think"/>
     <w:p>
       <w:pPr>
         <w:pStyle w:val="Bibliography"/>
@@ -2846,7 +2929,7 @@
       <w:r>
         <w:t xml:space="preserve"> </w:t>
       </w:r>
-      <w:hyperlink r:id="rId30">
+      <w:hyperlink r:id="rId31">
         <w:r>
           <w:rPr>
             <w:rStyle w:val="Hyperlink"/>
@@ -2858,9 +2941,9 @@
         <w:t xml:space="preserve">.</w:t>
       </w:r>
     </w:p>
-    <w:bookmarkEnd w:id="31"/>
     <w:bookmarkEnd w:id="32"/>
     <w:bookmarkEnd w:id="33"/>
+    <w:bookmarkEnd w:id="34"/>
     <w:sectPr>
       <w:footnotePr>
         <w:numRestart w:val="eachSect"/>
